--- a/Documentation/SRTF.docx
+++ b/Documentation/SRTF.docx
@@ -24,27 +24,31 @@
       </w:pPr>
       <w:r>
         <w:tab/>
-      </w:r>
-      <w:r>
-        <w:t>Also known as Shortest-Remaining-Time-First, t</w:t>
-      </w:r>
-      <w:r>
-        <w:t>his</w:t>
+        <w:t>Also known as Shortest</w:t>
       </w:r>
       <w:r>
         <w:t xml:space="preserve"> </w:t>
       </w:r>
       <w:r>
-        <w:t xml:space="preserve">scheduling algorithm </w:t>
-      </w:r>
-      <w:r>
-        <w:t xml:space="preserve">uses the same principles of the shortest-job-first algorithm but can switch </w:t>
-      </w:r>
-      <w:r>
-        <w:t>mid-</w:t>
-      </w:r>
-      <w:r>
-        <w:t>execution to a more attractive process. A more attractive process is</w:t>
+        <w:t>Remaining</w:t>
+      </w:r>
+      <w:r>
+        <w:t xml:space="preserve"> </w:t>
+      </w:r>
+      <w:r>
+        <w:t>Tim</w:t>
+      </w:r>
+      <w:r>
+        <w:t xml:space="preserve">e </w:t>
+      </w:r>
+      <w:r>
+        <w:t xml:space="preserve">First, </w:t>
+      </w:r>
+      <w:r>
+        <w:t>it is a preemptive version of the standard SJF algorithm, which can switch mid-execution to a more attractive process</w:t>
+      </w:r>
+      <w:r>
+        <w:t>. A more attractive process is</w:t>
       </w:r>
       <w:r>
         <w:t xml:space="preserve"> the</w:t>
@@ -62,25 +66,33 @@
         <w:t xml:space="preserve">This algorithm </w:t>
       </w:r>
       <w:r>
-        <w:t>is</w:t>
+        <w:t xml:space="preserve">is based on the </w:t>
+      </w:r>
+      <w:r>
+        <w:rPr>
+          <w:i/>
+          <w:iCs/>
+        </w:rPr>
+        <w:t>g</w:t>
+      </w:r>
+      <w:r>
+        <w:rPr>
+          <w:i/>
+          <w:iCs/>
+        </w:rPr>
+        <w:t>reedy technique</w:t>
+      </w:r>
+      <w:r>
+        <w:t>,</w:t>
       </w:r>
       <w:r>
         <w:t xml:space="preserve"> </w:t>
       </w:r>
       <w:r>
-        <w:t xml:space="preserve">based on the </w:t>
-      </w:r>
-      <w:r>
-        <w:t>g</w:t>
-      </w:r>
-      <w:r>
-        <w:t xml:space="preserve">reedy technique </w:t>
-      </w:r>
-      <w:r>
         <w:t>which</w:t>
       </w:r>
       <w:r>
-        <w:t xml:space="preserve"> focuses on taking the best local decision, which is the job (process) with the shortest </w:t>
+        <w:t xml:space="preserve"> focuses on taking the best local decision, which is the process with the shortest </w:t>
       </w:r>
       <w:r>
         <w:t xml:space="preserve">remaining </w:t>
@@ -89,10 +101,16 @@
         <w:t>time.</w:t>
       </w:r>
       <w:r>
-        <w:t xml:space="preserve"> It is better than the standard non-preemptive shortest-job first </w:t>
-      </w:r>
-      <w:r>
-        <w:t>algorithm but</w:t>
+        <w:t xml:space="preserve"> It is better than the non-preemptive </w:t>
+      </w:r>
+      <w:r>
+        <w:t xml:space="preserve">version </w:t>
+      </w:r>
+      <w:r>
+        <w:t>but</w:t>
+      </w:r>
+      <w:r>
+        <w:t xml:space="preserve"> has the inherent starvation problem and</w:t>
       </w:r>
       <w:r>
         <w:t xml:space="preserve"> introduces process swapping overhead.</w:t>
@@ -189,7 +207,6 @@
       <w:r>
         <w:t>processing and arrival times, prioritize process id (</w:t>
       </w:r>
-      <w:proofErr w:type="spellStart"/>
       <w:r>
         <w:rPr>
           <w:i/>
@@ -197,7 +214,6 @@
         </w:rPr>
         <w:t>pid</w:t>
       </w:r>
-      <w:proofErr w:type="spellEnd"/>
       <w:r>
         <w:t>).</w:t>
       </w:r>
@@ -214,10 +230,7 @@
         <w:t xml:space="preserve">Execute the </w:t>
       </w:r>
       <w:r>
-        <w:t xml:space="preserve">job </w:t>
-      </w:r>
-      <w:r>
-        <w:t xml:space="preserve">with the </w:t>
+        <w:t xml:space="preserve">job with the </w:t>
       </w:r>
       <w:r>
         <w:t xml:space="preserve">shortest </w:t>
@@ -241,13 +254,7 @@
         <w:t xml:space="preserve">Repeat </w:t>
       </w:r>
       <w:r>
-        <w:t>these steps</w:t>
-      </w:r>
-      <w:r>
-        <w:t xml:space="preserve"> each</w:t>
-      </w:r>
-      <w:r>
-        <w:t xml:space="preserve"> cycle</w:t>
+        <w:t>on process arrival</w:t>
       </w:r>
       <w:r>
         <w:t>.</w:t>
